--- a/phase 1 Project Report.docx
+++ b/phase 1 Project Report.docx
@@ -196,8 +196,13 @@
       </w:r>
     </w:p>
     <w:p>
-      <w:r>
-        <w:t xml:space="preserve">Our project, </w:t>
+      <w:proofErr w:type="spellStart"/>
+      <w:r>
+        <w:t>ur</w:t>
+      </w:r>
+      <w:proofErr w:type="spellEnd"/>
+      <w:r>
+        <w:t xml:space="preserve"> project, </w:t>
       </w:r>
       <w:r>
         <w:rPr>
@@ -207,17 +212,17 @@
         <w:t>Nexus Social</w:t>
       </w:r>
       <w:r>
-        <w:t xml:space="preserve">, is a front-end social media platform built entirely using </w:t>
+        <w:t xml:space="preserve">, is a front-end social media platform that we built using </w:t>
       </w:r>
       <w:r>
         <w:rPr>
           <w:b/>
           <w:bCs/>
         </w:rPr>
-        <w:t>HTML, CSS (Flexbox/Grid), and Vanilla JavaScript</w:t>
-      </w:r>
-      <w:r>
-        <w:t xml:space="preserve">. All data, including users, posts, likes, and comments, is stored locally in the browser using </w:t>
+        <w:t>HTML, CSS, and Vanilla JavaScript</w:t>
+      </w:r>
+      <w:r>
+        <w:t xml:space="preserve">. The idea was to create something similar to a real social media app, but without using a backend. Instead, we stored all the data like users, posts, likes, and comments directly in the browser using </w:t>
       </w:r>
       <w:proofErr w:type="spellStart"/>
       <w:r>
@@ -229,7 +234,12 @@
       </w:r>
       <w:proofErr w:type="spellEnd"/>
       <w:r>
-        <w:t>. The platform allows users to register, log in, create posts, interact with other users, and manage their profile without requiring any backend server or database.</w:t>
+        <w:t>.</w:t>
+      </w:r>
+    </w:p>
+    <w:p>
+      <w:r>
+        <w:t>Users can sign up, log in, create posts, and interact with others by liking and commenting. They can also edit their profile and see their own posts. Even though everything runs only on the front end, it still works pretty well and feels like a real application. This project helped us understand how websites work behind the scenes and how to manage data without a database.</w:t>
       </w:r>
     </w:p>
     <w:p/>
@@ -546,6 +556,7 @@
               <w:spacing w:after="160" w:line="278" w:lineRule="auto"/>
             </w:pPr>
             <w:r>
+              <w:lastRenderedPageBreak/>
               <w:t>Comment on a Post</w:t>
             </w:r>
           </w:p>
@@ -646,7 +657,6 @@
               <w:spacing w:after="160" w:line="278" w:lineRule="auto"/>
             </w:pPr>
             <w:r>
-              <w:lastRenderedPageBreak/>
               <w:t>Edit User Bio &amp; Avatar</w:t>
             </w:r>
           </w:p>
@@ -1129,6 +1139,7 @@
         </w:numPr>
       </w:pPr>
       <w:r>
+        <w:lastRenderedPageBreak/>
         <w:t xml:space="preserve">Your changes will reflect immediately and persist in </w:t>
       </w:r>
       <w:proofErr w:type="spellStart"/>
@@ -1225,11 +1236,42 @@
           <w:b/>
           <w:bCs/>
         </w:rPr>
-        <w:t>GitHub Repository URI:</w:t>
-      </w:r>
-      <w:r>
-        <w:t xml:space="preserve"> </w:t>
-      </w:r>
+        <w:t>GitHub Repository URI</w:t>
+      </w:r>
+      <w:hyperlink r:id="rId7" w:history="1">
+        <w:r>
+          <w:rPr>
+            <w:rStyle w:val="Hyperlink"/>
+            <w:b/>
+            <w:bCs/>
+          </w:rPr>
+          <w:t>:</w:t>
+        </w:r>
+        <w:r>
+          <w:rPr>
+            <w:rStyle w:val="Hyperlink"/>
+          </w:rPr>
+          <w:t xml:space="preserve"> </w:t>
+        </w:r>
+        <w:r>
+          <w:rPr>
+            <w:rStyle w:val="Hyperlink"/>
+          </w:rPr>
+          <w:t>durrah-da2209145/nex</w:t>
+        </w:r>
+        <w:r>
+          <w:rPr>
+            <w:rStyle w:val="Hyperlink"/>
+          </w:rPr>
+          <w:t>u</w:t>
+        </w:r>
+        <w:r>
+          <w:rPr>
+            <w:rStyle w:val="Hyperlink"/>
+          </w:rPr>
+          <w:t>s-social</w:t>
+        </w:r>
+      </w:hyperlink>
     </w:p>
     <w:p>
       <w:pPr>
@@ -4378,6 +4420,41 @@
       </w:tblBorders>
     </w:tblPr>
   </w:style>
+  <w:style w:type="character" w:styleId="Hyperlink">
+    <w:name w:val="Hyperlink"/>
+    <w:basedOn w:val="DefaultParagraphFont"/>
+    <w:uiPriority w:val="99"/>
+    <w:unhideWhenUsed/>
+    <w:rsid w:val="00C90C5A"/>
+    <w:rPr>
+      <w:color w:val="467886" w:themeColor="hyperlink"/>
+      <w:u w:val="single"/>
+    </w:rPr>
+  </w:style>
+  <w:style w:type="character" w:styleId="UnresolvedMention">
+    <w:name w:val="Unresolved Mention"/>
+    <w:basedOn w:val="DefaultParagraphFont"/>
+    <w:uiPriority w:val="99"/>
+    <w:semiHidden/>
+    <w:unhideWhenUsed/>
+    <w:rsid w:val="00C90C5A"/>
+    <w:rPr>
+      <w:color w:val="605E5C"/>
+      <w:shd w:val="clear" w:color="auto" w:fill="E1DFDD"/>
+    </w:rPr>
+  </w:style>
+  <w:style w:type="character" w:styleId="FollowedHyperlink">
+    <w:name w:val="FollowedHyperlink"/>
+    <w:basedOn w:val="DefaultParagraphFont"/>
+    <w:uiPriority w:val="99"/>
+    <w:semiHidden/>
+    <w:unhideWhenUsed/>
+    <w:rsid w:val="00C90C5A"/>
+    <w:rPr>
+      <w:color w:val="96607D" w:themeColor="followedHyperlink"/>
+      <w:u w:val="single"/>
+    </w:rPr>
+  </w:style>
 </w:styles>
 </file>
 
